--- a/tests/fixtures/docx/sample_document.docx
+++ b/tests/fixtures/docx/sample_document.docx
@@ -4,295 +4,23 @@
   <w:body>
     <w:p>
       <w:pPr>
-        <w:pStyle w:val="Title"/>
-        <w:jc w:val="center"/>
+        <w:pStyle w:val="Heading1"/>
       </w:pPr>
       <w:r>
-        <w:t>ICON DocForge Test Document</w:t>
-      </w:r>
-    </w:p>
-    <w:p>
-      <w:pPr>
-        <w:jc w:val="center"/>
-      </w:pPr>
-      <w:r>
-        <w:rPr>
-          <w:color w:val="6B21A8"/>
-          <w:sz w:val="28"/>
-        </w:rPr>
-        <w:t>A comprehensive test document for offline conversion</w:t>
+        <w:t>Sample Word Document</w:t>
       </w:r>
     </w:p>
     <w:p>
       <w:r>
-        <w:t>This is the first paragraph of the test document. It contains regular text to verify that DOCX to PDF conversion preserves basic text content.</w:t>
-      </w:r>
-    </w:p>
-    <w:p>
-      <w:pPr>
-        <w:pStyle w:val="Heading1"/>
-      </w:pPr>
-      <w:r>
-        <w:t>Section One: Headings and Formatting</w:t>
+        <w:t>This is a sample DOCX file for testing.</w:t>
       </w:r>
     </w:p>
     <w:p>
       <w:r>
-        <w:t>This section tests heading preservation. Headings should appear clearly in the converted PDF.</w:t>
-      </w:r>
-    </w:p>
-    <w:p>
-      <w:pPr>
-        <w:pStyle w:val="Heading2"/>
-      </w:pPr>
-      <w:r>
-        <w:t>Subsection 1.1</w:t>
-      </w:r>
-    </w:p>
-    <w:p>
-      <w:r>
-        <w:t>Bold and italic text: This is bold and this is italic.</w:t>
-      </w:r>
-    </w:p>
-    <w:p>
-      <w:r>
-        <w:t>This paragraph has multiple lines and should preserve paragraph breaks.</w:t>
-      </w:r>
-    </w:p>
-    <w:p>
-      <w:pPr>
-        <w:pStyle w:val="Heading1"/>
-      </w:pPr>
-      <w:r>
-        <w:t>Lists</w:t>
-      </w:r>
-    </w:p>
-    <w:p>
-      <w:pPr>
-        <w:pStyle w:val="ListBullet"/>
-      </w:pPr>
-      <w:r>
-        <w:t>Bullet points:</w:t>
-      </w:r>
-    </w:p>
-    <w:p>
-      <w:pPr>
-        <w:pStyle w:val="ListBullet"/>
-      </w:pPr>
-      <w:r>
-        <w:t>First item</w:t>
-      </w:r>
-    </w:p>
-    <w:p>
-      <w:pPr>
-        <w:pStyle w:val="ListBullet"/>
-      </w:pPr>
-      <w:r>
-        <w:t>Second item</w:t>
-      </w:r>
-    </w:p>
-    <w:p>
-      <w:pPr>
-        <w:pStyle w:val="ListBullet"/>
-      </w:pPr>
-      <w:r>
-        <w:t>Third item</w:t>
-      </w:r>
-    </w:p>
-    <w:p>
-      <w:pPr>
-        <w:pStyle w:val="ListNumber"/>
-      </w:pPr>
-      <w:r>
-        <w:t>Numbered list:</w:t>
-      </w:r>
-    </w:p>
-    <w:p>
-      <w:pPr>
-        <w:pStyle w:val="ListNumber"/>
-      </w:pPr>
-      <w:r>
-        <w:t>First numbered item</w:t>
-      </w:r>
-    </w:p>
-    <w:p>
-      <w:pPr>
-        <w:pStyle w:val="ListNumber"/>
-      </w:pPr>
-      <w:r>
-        <w:t>Second numbered item</w:t>
-      </w:r>
-    </w:p>
-    <w:p>
-      <w:pPr>
-        <w:pStyle w:val="Heading1"/>
-      </w:pPr>
-      <w:r>
-        <w:t>Table Test</w:t>
-      </w:r>
-    </w:p>
-    <w:tbl>
-      <w:tblPr>
-        <w:tblStyle w:val="LightGrid-Accent1"/>
-        <w:tblW w:type="auto" w:w="0"/>
-        <w:jc w:val="center"/>
-        <w:tblLook w:firstColumn="1" w:firstRow="1" w:lastColumn="0" w:lastRow="0" w:noHBand="0" w:noVBand="1" w:val="04A0"/>
-      </w:tblPr>
-      <w:tblGrid>
-        <w:gridCol w:w="2880"/>
-        <w:gridCol w:w="2880"/>
-        <w:gridCol w:w="2880"/>
-      </w:tblGrid>
-      <w:tr>
-        <w:tc>
-          <w:tcPr>
-            <w:tcW w:type="dxa" w:w="2880"/>
-          </w:tcPr>
-          <w:p>
-            <w:r>
-              <w:t>Name</w:t>
-            </w:r>
-          </w:p>
-        </w:tc>
-        <w:tc>
-          <w:tcPr>
-            <w:tcW w:type="dxa" w:w="2880"/>
-          </w:tcPr>
-          <w:p>
-            <w:r>
-              <w:t>Age</w:t>
-            </w:r>
-          </w:p>
-        </w:tc>
-        <w:tc>
-          <w:tcPr>
-            <w:tcW w:type="dxa" w:w="2880"/>
-          </w:tcPr>
-          <w:p>
-            <w:r>
-              <w:t>City</w:t>
-            </w:r>
-          </w:p>
-        </w:tc>
-      </w:tr>
-      <w:tr>
-        <w:tc>
-          <w:tcPr>
-            <w:tcW w:type="dxa" w:w="2880"/>
-          </w:tcPr>
-          <w:p>
-            <w:r>
-              <w:t>Alice</w:t>
-            </w:r>
-          </w:p>
-        </w:tc>
-        <w:tc>
-          <w:tcPr>
-            <w:tcW w:type="dxa" w:w="2880"/>
-          </w:tcPr>
-          <w:p>
-            <w:r>
-              <w:t>30</w:t>
-            </w:r>
-          </w:p>
-        </w:tc>
-        <w:tc>
-          <w:tcPr>
-            <w:tcW w:type="dxa" w:w="2880"/>
-          </w:tcPr>
-          <w:p>
-            <w:r>
-              <w:t>Yaoundé</w:t>
-            </w:r>
-          </w:p>
-        </w:tc>
-      </w:tr>
-      <w:tr>
-        <w:tc>
-          <w:tcPr>
-            <w:tcW w:type="dxa" w:w="2880"/>
-          </w:tcPr>
-          <w:p>
-            <w:r>
-              <w:t>Bob</w:t>
-            </w:r>
-          </w:p>
-        </w:tc>
-        <w:tc>
-          <w:tcPr>
-            <w:tcW w:type="dxa" w:w="2880"/>
-          </w:tcPr>
-          <w:p>
-            <w:r>
-              <w:t>25</w:t>
-            </w:r>
-          </w:p>
-        </w:tc>
-        <w:tc>
-          <w:tcPr>
-            <w:tcW w:type="dxa" w:w="2880"/>
-          </w:tcPr>
-          <w:p>
-            <w:r>
-              <w:t>Douala</w:t>
-            </w:r>
-          </w:p>
-        </w:tc>
-      </w:tr>
-      <w:tr>
-        <w:tc>
-          <w:tcPr>
-            <w:tcW w:type="dxa" w:w="2880"/>
-          </w:tcPr>
-          <w:p>
-            <w:r>
-              <w:t>Charlie</w:t>
-            </w:r>
-          </w:p>
-        </w:tc>
-        <w:tc>
-          <w:tcPr>
-            <w:tcW w:type="dxa" w:w="2880"/>
-          </w:tcPr>
-          <w:p>
-            <w:r>
-              <w:t>35</w:t>
-            </w:r>
-          </w:p>
-        </w:tc>
-        <w:tc>
-          <w:tcPr>
-            <w:tcW w:type="dxa" w:w="2880"/>
-          </w:tcPr>
-          <w:p>
-            <w:r>
-              <w:t>Limbe</w:t>
-            </w:r>
-          </w:p>
-        </w:tc>
-      </w:tr>
-    </w:tbl>
-    <w:p>
-      <w:r>
-        <w:br w:type="page"/>
-      </w:r>
-    </w:p>
-    <w:p>
-      <w:pPr>
-        <w:pStyle w:val="Heading1"/>
-      </w:pPr>
-      <w:r>
-        <w:t>Page Two: Page Break Test</w:t>
-      </w:r>
-    </w:p>
-    <w:p>
-      <w:r>
-        <w:t>This content should appear on a separate page due to the page break above.</w:t>
+        <w:t>CONVERTER TEST — this word should be found in text search after PDF conversion.</w:t>
       </w:r>
     </w:p>
     <w:sectPr>
-      <w:headerReference w:type="default" r:id="rId9"/>
-      <w:footerReference w:type="default" r:id="rId10"/>
       <w:pgSz w:w="12240" w:h="15840"/>
       <w:pgMar w:top="1440" w:right="1800" w:bottom="1440" w:left="1800" w:header="720" w:footer="720" w:gutter="0"/>
       <w:cols w:space="720"/>
@@ -300,34 +28,6 @@
     </w:sectPr>
   </w:body>
 </w:document>
-</file>
-
-<file path=word/footer1.xml><?xml version="1.0" encoding="utf-8"?>
-<w:ftr xmlns:m="http://schemas.openxmlformats.org/officeDocument/2006/math" xmlns:mc="http://schemas.openxmlformats.org/markup-compatibility/2006" xmlns:mo="http://schemas.microsoft.com/office/mac/office/2008/main" xmlns:mv="urn:schemas-microsoft-com:mac:vml" xmlns:o="urn:schemas-microsoft-com:office:office" xmlns:r="http://schemas.openxmlformats.org/officeDocument/2006/relationships" xmlns:v="urn:schemas-microsoft-com:vml" xmlns:w10="urn:schemas-microsoft-com:office:word" xmlns:w14="http://schemas.microsoft.com/office/word/2010/wordml" xmlns:w="http://schemas.openxmlformats.org/wordprocessingml/2006/main" xmlns:wne="http://schemas.microsoft.com/office/word/2006/wordml" xmlns:wp14="http://schemas.microsoft.com/office/word/2010/wordprocessingDrawing" xmlns:wp="http://schemas.openxmlformats.org/drawingml/2006/wordprocessingDrawing" xmlns:wpc="http://schemas.microsoft.com/office/word/2010/wordprocessingCanvas" xmlns:wpg="http://schemas.microsoft.com/office/word/2010/wordprocessingGroup" xmlns:wpi="http://schemas.microsoft.com/office/word/2010/wordprocessingInk" xmlns:wps="http://schemas.microsoft.com/office/word/2010/wordprocessingShape" mc:Ignorable="w14 wp14">
-  <w:p>
-    <w:pPr>
-      <w:pStyle w:val="Footer"/>
-      <w:jc w:val="center"/>
-    </w:pPr>
-    <w:r>
-      <w:t>Page testing document - Confidential</w:t>
-    </w:r>
-  </w:p>
-</w:ftr>
-</file>
-
-<file path=word/header1.xml><?xml version="1.0" encoding="utf-8"?>
-<w:hdr xmlns:m="http://schemas.openxmlformats.org/officeDocument/2006/math" xmlns:mc="http://schemas.openxmlformats.org/markup-compatibility/2006" xmlns:mo="http://schemas.microsoft.com/office/mac/office/2008/main" xmlns:mv="urn:schemas-microsoft-com:mac:vml" xmlns:o="urn:schemas-microsoft-com:office:office" xmlns:r="http://schemas.openxmlformats.org/officeDocument/2006/relationships" xmlns:v="urn:schemas-microsoft-com:vml" xmlns:w10="urn:schemas-microsoft-com:office:word" xmlns:w14="http://schemas.microsoft.com/office/word/2010/wordml" xmlns:w="http://schemas.openxmlformats.org/wordprocessingml/2006/main" xmlns:wne="http://schemas.microsoft.com/office/word/2006/wordml" xmlns:wp14="http://schemas.microsoft.com/office/word/2010/wordprocessingDrawing" xmlns:wp="http://schemas.openxmlformats.org/drawingml/2006/wordprocessingDrawing" xmlns:wpc="http://schemas.microsoft.com/office/word/2010/wordprocessingCanvas" xmlns:wpg="http://schemas.microsoft.com/office/word/2010/wordprocessingGroup" xmlns:wpi="http://schemas.microsoft.com/office/word/2010/wordprocessingInk" xmlns:wps="http://schemas.microsoft.com/office/word/2010/wordprocessingShape" mc:Ignorable="w14 wp14">
-  <w:p>
-    <w:pPr>
-      <w:pStyle w:val="Header"/>
-      <w:jc w:val="center"/>
-    </w:pPr>
-    <w:r>
-      <w:t>ICON Studios Test Document</w:t>
-    </w:r>
-  </w:p>
-</w:hdr>
 </file>
 
 <file path=word/numbering.xml><?xml version="1.0" encoding="utf-8"?>
